--- a/zhs/docx/063.content.docx
+++ b/zhs/docx/063.content.docx
@@ -19,7 +19,7 @@
         <w:rPr>
           <w:lang w:val="zh_CN" w:bidi="zh_CN"/>
         </w:rPr>
-        <w:t>Resource: 关键词 (SRV)</w:t>
+        <w:t>Resource: Familiarization, Internalization, Articulation (Fia) Terms</w:t>
       </w:r>
       <w:r>
         <w:rPr>
@@ -39,37 +39,80 @@
           <w:b/>
           <w:lang w:val="zh_CN" w:bidi="zh_CN"/>
         </w:rPr>
-        <w:t>Familiarization, Internalization, Articulation (FIA) Key Terms</w:t>
-      </w:r>
-      <w:r>
-        <w:rPr>
-          <w:lang w:val="zh_CN" w:bidi="zh_CN"/>
-        </w:rPr>
-        <w:t xml:space="preserve"> © 2023 SRV Partners Released under CC BY-SA 4.0 license. </w:t>
-      </w:r>
-      <w:r>
-        <w:rPr>
-          <w:lang w:val="zh_CN" w:bidi="zh_CN"/>
-        </w:rPr>
-        <w:t>Familiarization, Internalization, Articulation (FIA) Key Terms</w:t>
-      </w:r>
-      <w:r>
-        <w:rPr>
-          <w:lang w:val="zh_CN" w:bidi="zh_CN"/>
-        </w:rPr>
-        <w:t xml:space="preserve"> has been adapted in the following languages Tok Pisin, عربي, Français, हिंदी, Bahasa Indonesia, Português, Русский, Español, Kiswahili, 简体中文 from </w:t>
-      </w:r>
-      <w:r>
-        <w:rPr>
-          <w:lang w:val="zh_CN" w:bidi="zh_CN"/>
-        </w:rPr>
-        <w:t>Familiarization, Internalization, Articulation (FIA)</w:t>
-      </w:r>
-      <w:r>
-        <w:rPr>
-          <w:lang w:val="zh_CN" w:bidi="zh_CN"/>
-        </w:rPr>
-        <w:t xml:space="preserve"> © 2023 SRV Partners. Released under CC BY-SA 4.0 license by Mission Mutual</w:t>
+        <w:t>Familiarization, Internalization, Articulation (Fia) Terms</w:t>
+      </w:r>
+      <w:r>
+        <w:rPr>
+          <w:lang w:val="zh_CN" w:bidi="zh_CN"/>
+        </w:rPr>
+        <w:t xml:space="preserve"> (Chinese (Simplified)) is based on: </w:t>
+      </w:r>
+      <w:r>
+        <w:rPr>
+          <w:lang w:val="zh_CN" w:bidi="zh_CN"/>
+        </w:rPr>
+        <w:t>Familiarization, Internalization, Articulation (Fia) Terms</w:t>
+      </w:r>
+      <w:r>
+        <w:rPr>
+          <w:lang w:val="zh_CN" w:bidi="zh_CN"/>
+        </w:rPr>
+        <w:t xml:space="preserve">, </w:t>
+      </w:r>
+      <w:hyperlink r:id="rId13">
+        <w:r>
+          <w:rPr>
+            <w:lang w:val="zh_CN" w:bidi="zh_CN"/>
+          </w:rPr>
+          <w:rPr>
+            <w:color w:val="0000EE"/>
+            <w:u w:val="single"/>
+          </w:rPr>
+          <w:t>SRV Partners</w:t>
+        </w:r>
+      </w:hyperlink>
+      <w:r>
+        <w:rPr>
+          <w:lang w:val="zh_CN" w:bidi="zh_CN"/>
+        </w:rPr>
+        <w:t xml:space="preserve">, 2023, which is licensed under a </w:t>
+      </w:r>
+      <w:hyperlink r:id="rId14">
+        <w:r>
+          <w:rPr>
+            <w:lang w:val="zh_CN" w:bidi="zh_CN"/>
+          </w:rPr>
+          <w:rPr>
+            <w:color w:val="0000EE"/>
+            <w:u w:val="single"/>
+          </w:rPr>
+          <w:t>CC BY-SA 4.0 license</w:t>
+        </w:r>
+      </w:hyperlink>
+      <w:r>
+        <w:rPr>
+          <w:lang w:val="zh_CN" w:bidi="zh_CN"/>
+        </w:rPr>
+        <w:t>.</w:t>
+      </w:r>
+      <w:r>
+        <w:rPr>
+          <w:lang w:val="zh_CN" w:bidi="zh_CN"/>
+        </w:rPr>
+      </w:r>
+    </w:p>
+    <w:p>
+      <w:pPr/>
+      <w:r>
+        <w:rPr>
+          <w:lang w:val="zh_CN" w:bidi="zh_CN"/>
+        </w:rPr>
+      </w:r>
+      <w:r>
+        <w:rPr>
+          <w:lang w:val="zh_CN" w:bidi="zh_CN"/>
+        </w:rPr>
+        <w:t>This PDF version is provided under the same license.</w:t>
       </w:r>
       <w:r>
         <w:rPr>
@@ -90,7 +133,7 @@
         <w:rPr>
           <w:lang w:val="zh_CN" w:bidi="zh_CN"/>
         </w:rPr>
-        <w:t>关键词 (SRV)</w:t>
+        <w:t>Familiarization, Internalization, Articulation (Fia) Terms</w:t>
       </w:r>
     </w:p>
     <w:p>
@@ -231,30 +274,48 @@
         </w:rPr>
         <w:t>是那个告诉人们要为他们的</w:t>
       </w:r>
-      <w:r>
-        <w:rPr>
-          <w:lang w:val="zh_CN" w:bidi="zh_CN"/>
-        </w:rPr>
-        <w:t>罪</w:t>
-      </w:r>
-      <w:r>
-        <w:rPr>
-          <w:lang w:val="zh_CN" w:bidi="zh_CN"/>
-        </w:rPr>
-        <w:t>悔改</w:t>
-      </w:r>
+      <w:hyperlink r:id="rId15">
+        <w:r>
+          <w:rPr>
+            <w:lang w:val="zh_CN" w:bidi="zh_CN"/>
+          </w:rPr>
+          <w:rPr>
+            <w:color w:val="0000EE"/>
+            <w:u w:val="single"/>
+          </w:rPr>
+          <w:t>罪</w:t>
+        </w:r>
+      </w:hyperlink>
+      <w:hyperlink r:id="rId16">
+        <w:r>
+          <w:rPr>
+            <w:lang w:val="zh_CN" w:bidi="zh_CN"/>
+          </w:rPr>
+          <w:rPr>
+            <w:color w:val="0000EE"/>
+            <w:u w:val="single"/>
+          </w:rPr>
+          <w:t>悔改</w:t>
+        </w:r>
+      </w:hyperlink>
       <w:r>
         <w:rPr>
           <w:lang w:val="zh_CN" w:bidi="zh_CN"/>
         </w:rPr>
         <w:t>并接受一种叫做</w:t>
       </w:r>
-      <w:r>
-        <w:rPr>
-          <w:lang w:val="zh_CN" w:bidi="zh_CN"/>
-        </w:rPr>
-        <w:t>洗礼</w:t>
-      </w:r>
+      <w:hyperlink r:id="rId17">
+        <w:r>
+          <w:rPr>
+            <w:lang w:val="zh_CN" w:bidi="zh_CN"/>
+          </w:rPr>
+          <w:rPr>
+            <w:color w:val="0000EE"/>
+            <w:u w:val="single"/>
+          </w:rPr>
+          <w:t>洗礼</w:t>
+        </w:r>
+      </w:hyperlink>
       <w:r>
         <w:rPr>
           <w:lang w:val="zh_CN" w:bidi="zh_CN"/>
@@ -275,12 +336,18 @@
         </w:rPr>
         <w:t>约翰的父母是撒迦利亚和</w:t>
       </w:r>
-      <w:r>
-        <w:rPr>
-          <w:lang w:val="zh_CN" w:bidi="zh_CN"/>
-        </w:rPr>
-        <w:t>伊利莎白</w:t>
-      </w:r>
+      <w:hyperlink r:id="rId18">
+        <w:r>
+          <w:rPr>
+            <w:lang w:val="zh_CN" w:bidi="zh_CN"/>
+          </w:rPr>
+          <w:rPr>
+            <w:color w:val="0000EE"/>
+            <w:u w:val="single"/>
+          </w:rPr>
+          <w:t>伊利莎白</w:t>
+        </w:r>
+      </w:hyperlink>
       <w:r>
         <w:rPr>
           <w:lang w:val="zh_CN" w:bidi="zh_CN"/>
@@ -301,90 +368,138 @@
         </w:rPr>
         <w:t>约翰的父亲撒迦利亚是名</w:t>
       </w:r>
-      <w:r>
-        <w:rPr>
-          <w:lang w:val="zh_CN" w:bidi="zh_CN"/>
-        </w:rPr>
-        <w:t>祭司</w:t>
-      </w:r>
+      <w:hyperlink r:id="rId19">
+        <w:r>
+          <w:rPr>
+            <w:lang w:val="zh_CN" w:bidi="zh_CN"/>
+          </w:rPr>
+          <w:rPr>
+            <w:color w:val="0000EE"/>
+            <w:u w:val="single"/>
+          </w:rPr>
+          <w:t>祭司</w:t>
+        </w:r>
+      </w:hyperlink>
       <w:r>
         <w:rPr>
           <w:lang w:val="zh_CN" w:bidi="zh_CN"/>
         </w:rPr>
         <w:t>，在</w:t>
       </w:r>
-      <w:r>
-        <w:rPr>
-          <w:lang w:val="zh_CN" w:bidi="zh_CN"/>
-        </w:rPr>
-        <w:t>耶路撒冷</w:t>
-      </w:r>
+      <w:hyperlink r:id="rId20">
+        <w:r>
+          <w:rPr>
+            <w:lang w:val="zh_CN" w:bidi="zh_CN"/>
+          </w:rPr>
+          <w:rPr>
+            <w:color w:val="0000EE"/>
+            <w:u w:val="single"/>
+          </w:rPr>
+          <w:t>耶路撒冷</w:t>
+        </w:r>
+      </w:hyperlink>
       <w:r>
         <w:rPr>
           <w:lang w:val="zh_CN" w:bidi="zh_CN"/>
         </w:rPr>
         <w:t>的</w:t>
       </w:r>
-      <w:r>
-        <w:rPr>
-          <w:lang w:val="zh_CN" w:bidi="zh_CN"/>
-        </w:rPr>
-        <w:t>圣殿</w:t>
-      </w:r>
+      <w:hyperlink r:id="rId21">
+        <w:r>
+          <w:rPr>
+            <w:lang w:val="zh_CN" w:bidi="zh_CN"/>
+          </w:rPr>
+          <w:rPr>
+            <w:color w:val="0000EE"/>
+            <w:u w:val="single"/>
+          </w:rPr>
+          <w:t>圣殿</w:t>
+        </w:r>
+      </w:hyperlink>
       <w:r>
         <w:rPr>
           <w:lang w:val="zh_CN" w:bidi="zh_CN"/>
         </w:rPr>
         <w:t>中事奉神。 有一次，当撒迦利亚在圣殿中时，一位</w:t>
       </w:r>
-      <w:r>
-        <w:rPr>
-          <w:lang w:val="zh_CN" w:bidi="zh_CN"/>
-        </w:rPr>
-        <w:t>天使</w:t>
-      </w:r>
+      <w:hyperlink r:id="rId22">
+        <w:r>
+          <w:rPr>
+            <w:lang w:val="zh_CN" w:bidi="zh_CN"/>
+          </w:rPr>
+          <w:rPr>
+            <w:color w:val="0000EE"/>
+            <w:u w:val="single"/>
+          </w:rPr>
+          <w:t>天使</w:t>
+        </w:r>
+      </w:hyperlink>
       <w:r>
         <w:rPr>
           <w:lang w:val="zh_CN" w:bidi="zh_CN"/>
         </w:rPr>
         <w:t>向撒迦利亚显现，并告诉他他的妻子伊利莎白会生一个儿子。 这个儿子会像</w:t>
       </w:r>
-      <w:r>
-        <w:rPr>
-          <w:lang w:val="zh_CN" w:bidi="zh_CN"/>
-        </w:rPr>
-        <w:t>先知</w:t>
-      </w:r>
-      <w:r>
-        <w:rPr>
-          <w:lang w:val="zh_CN" w:bidi="zh_CN"/>
-        </w:rPr>
-        <w:t>以利亚</w:t>
-      </w:r>
+      <w:hyperlink r:id="rId23">
+        <w:r>
+          <w:rPr>
+            <w:lang w:val="zh_CN" w:bidi="zh_CN"/>
+          </w:rPr>
+          <w:rPr>
+            <w:color w:val="0000EE"/>
+            <w:u w:val="single"/>
+          </w:rPr>
+          <w:t>先知</w:t>
+        </w:r>
+      </w:hyperlink>
+      <w:hyperlink r:id="rId24">
+        <w:r>
+          <w:rPr>
+            <w:lang w:val="zh_CN" w:bidi="zh_CN"/>
+          </w:rPr>
+          <w:rPr>
+            <w:color w:val="0000EE"/>
+            <w:u w:val="single"/>
+          </w:rPr>
+          <w:t>以利亚</w:t>
+        </w:r>
+      </w:hyperlink>
       <w:r>
         <w:rPr>
           <w:lang w:val="zh_CN" w:bidi="zh_CN"/>
         </w:rPr>
         <w:t>一样成为神的仆人，他将会告诉</w:t>
       </w:r>
-      <w:r>
-        <w:rPr>
-          <w:lang w:val="zh_CN" w:bidi="zh_CN"/>
-        </w:rPr>
-        <w:t>以色列</w:t>
-      </w:r>
+      <w:hyperlink r:id="rId25">
+        <w:r>
+          <w:rPr>
+            <w:lang w:val="zh_CN" w:bidi="zh_CN"/>
+          </w:rPr>
+          <w:rPr>
+            <w:color w:val="0000EE"/>
+            <w:u w:val="single"/>
+          </w:rPr>
+          <w:t>以色列</w:t>
+        </w:r>
+      </w:hyperlink>
       <w:r>
         <w:rPr>
           <w:lang w:val="zh_CN" w:bidi="zh_CN"/>
         </w:rPr>
         <w:t>人要悔改，以便预备人心接受神。 撒迦利亚不能</w:t>
       </w:r>
-      <w:r>
-        <w:rPr>
-          <w:lang w:val="zh_CN" w:bidi="zh_CN"/>
-        </w:rPr>
-        <w:t>相信</w:t>
-      </w:r>
+      <w:hyperlink r:id="rId26">
+        <w:r>
+          <w:rPr>
+            <w:lang w:val="zh_CN" w:bidi="zh_CN"/>
+          </w:rPr>
+          <w:rPr>
+            <w:color w:val="0000EE"/>
+            <w:u w:val="single"/>
+          </w:rPr>
+          <w:t>相信</w:t>
+        </w:r>
+      </w:hyperlink>
       <w:r>
         <w:rPr>
           <w:lang w:val="zh_CN" w:bidi="zh_CN"/>
@@ -419,36 +534,54 @@
         </w:rPr>
         <w:t>当约翰长大时，他就住在</w:t>
       </w:r>
-      <w:r>
-        <w:rPr>
-          <w:lang w:val="zh_CN" w:bidi="zh_CN"/>
-        </w:rPr>
-        <w:t>旷野</w:t>
-      </w:r>
+      <w:hyperlink r:id="rId27">
+        <w:r>
+          <w:rPr>
+            <w:lang w:val="zh_CN" w:bidi="zh_CN"/>
+          </w:rPr>
+          <w:rPr>
+            <w:color w:val="0000EE"/>
+            <w:u w:val="single"/>
+          </w:rPr>
+          <w:t>旷野</w:t>
+        </w:r>
+      </w:hyperlink>
       <w:r>
         <w:rPr>
           <w:lang w:val="zh_CN" w:bidi="zh_CN"/>
         </w:rPr>
         <w:t>，在一个</w:t>
       </w:r>
-      <w:r>
-        <w:rPr>
-          <w:lang w:val="zh_CN" w:bidi="zh_CN"/>
-        </w:rPr>
-        <w:t>约旦河</w:t>
-      </w:r>
+      <w:hyperlink r:id="rId28">
+        <w:r>
+          <w:rPr>
+            <w:lang w:val="zh_CN" w:bidi="zh_CN"/>
+          </w:rPr>
+          <w:rPr>
+            <w:color w:val="0000EE"/>
+            <w:u w:val="single"/>
+          </w:rPr>
+          <w:t>约旦河</w:t>
+        </w:r>
+      </w:hyperlink>
       <w:r>
         <w:rPr>
           <w:lang w:val="zh_CN" w:bidi="zh_CN"/>
         </w:rPr>
         <w:t>附近远离人烟的孤独之地。 他只吃野地里蝗虫和蜂蜜。 他穿着用</w:t>
       </w:r>
-      <w:r>
-        <w:rPr>
-          <w:lang w:val="zh_CN" w:bidi="zh_CN"/>
-        </w:rPr>
-        <w:t>骆驼</w:t>
-      </w:r>
+      <w:hyperlink r:id="rId29">
+        <w:r>
+          <w:rPr>
+            <w:lang w:val="zh_CN" w:bidi="zh_CN"/>
+          </w:rPr>
+          <w:rPr>
+            <w:color w:val="0000EE"/>
+            <w:u w:val="single"/>
+          </w:rPr>
+          <w:t>骆驼</w:t>
+        </w:r>
+      </w:hyperlink>
       <w:r>
         <w:rPr>
           <w:lang w:val="zh_CN" w:bidi="zh_CN"/>
@@ -482,12 +615,18 @@
         </w:rPr>
         <w:t>都必须接受洗礼！ 即使这些人是</w:t>
       </w:r>
-      <w:r>
-        <w:rPr>
-          <w:lang w:val="zh_CN" w:bidi="zh_CN"/>
-        </w:rPr>
-        <w:t>犹太人</w:t>
-      </w:r>
+      <w:hyperlink r:id="rId30">
+        <w:r>
+          <w:rPr>
+            <w:lang w:val="zh_CN" w:bidi="zh_CN"/>
+          </w:rPr>
+          <w:rPr>
+            <w:color w:val="0000EE"/>
+            <w:u w:val="single"/>
+          </w:rPr>
+          <w:t>犹太人</w:t>
+        </w:r>
+      </w:hyperlink>
       <w:r>
         <w:rPr>
           <w:lang w:val="zh_CN" w:bidi="zh_CN"/>
@@ -508,24 +647,36 @@
         </w:rPr>
         <w:t>施洗约翰毫无惧怕地公开告诉人们他们做错了什么。 犹太人的宗教教师不喜欢约翰。 在这段时间，希律王安提帕统治着</w:t>
       </w:r>
-      <w:r>
-        <w:rPr>
-          <w:lang w:val="zh_CN" w:bidi="zh_CN"/>
-        </w:rPr>
-        <w:t>犹太</w:t>
-      </w:r>
+      <w:hyperlink r:id="rId31">
+        <w:r>
+          <w:rPr>
+            <w:lang w:val="zh_CN" w:bidi="zh_CN"/>
+          </w:rPr>
+          <w:rPr>
+            <w:color w:val="0000EE"/>
+            <w:u w:val="single"/>
+          </w:rPr>
+          <w:t>犹太</w:t>
+        </w:r>
+      </w:hyperlink>
       <w:r>
         <w:rPr>
           <w:lang w:val="zh_CN" w:bidi="zh_CN"/>
         </w:rPr>
         <w:t>。 这是希律王的儿子，当耶稣还是婴儿时，希律王试图杀死祂。 希律王安提帕与他兄弟的妻子住在一起，约翰公开告诉他这是错的。 这个女人因此而对约翰生气，并试图杀死他，但希律王尊重约翰，不想杀他。 但</w:t>
       </w:r>
-      <w:r>
-        <w:rPr>
-          <w:lang w:val="zh_CN" w:bidi="zh_CN"/>
-        </w:rPr>
-        <w:t>王</w:t>
-      </w:r>
+      <w:hyperlink r:id="rId32">
+        <w:r>
+          <w:rPr>
+            <w:lang w:val="zh_CN" w:bidi="zh_CN"/>
+          </w:rPr>
+          <w:rPr>
+            <w:color w:val="0000EE"/>
+            <w:u w:val="single"/>
+          </w:rPr>
+          <w:t>王</w:t>
+        </w:r>
+      </w:hyperlink>
       <w:r>
         <w:rPr>
           <w:lang w:val="zh_CN" w:bidi="zh_CN"/>
@@ -546,12 +697,18 @@
         </w:rPr>
         <w:t>施洗约翰是耶稣的亲戚。 他的母亲伊利莎白是耶稣母亲</w:t>
       </w:r>
-      <w:r>
-        <w:rPr>
-          <w:lang w:val="zh_CN" w:bidi="zh_CN"/>
-        </w:rPr>
-        <w:t>马利亚</w:t>
-      </w:r>
+      <w:hyperlink r:id="rId33">
+        <w:r>
+          <w:rPr>
+            <w:lang w:val="zh_CN" w:bidi="zh_CN"/>
+          </w:rPr>
+          <w:rPr>
+            <w:color w:val="0000EE"/>
+            <w:u w:val="single"/>
+          </w:rPr>
+          <w:t>马利亚</w:t>
+        </w:r>
+      </w:hyperlink>
       <w:r>
         <w:rPr>
           <w:lang w:val="zh_CN" w:bidi="zh_CN"/>
@@ -585,6 +742,77 @@
         <w:rPr>
           <w:lang w:val="zh_CN" w:bidi="zh_CN"/>
         </w:rPr>
+        <w:t>施洗约翰</w:t>
+      </w:r>
+      <w:r>
+        <w:rPr>
+          <w:lang w:val="zh_CN" w:bidi="zh_CN"/>
+        </w:rPr>
+      </w:r>
+    </w:p>
+    <w:p>
+      <w:pPr>
+        <w:pStyle w:val="Heading4"/>
+      </w:pPr>
+      <w:r>
+        <w:rPr>
+          <w:lang w:val="zh_CN" w:bidi="zh_CN"/>
+        </w:rPr>
+        <w:t>Audio Content</w:t>
+      </w:r>
+    </w:p>
+    <w:p>
+      <w:pPr/>
+      <w:r>
+        <w:rPr>
+          <w:lang w:val="zh_CN" w:bidi="zh_CN"/>
+        </w:rPr>
+      </w:r>
+      <w:hyperlink r:id="rId34">
+        <w:r>
+          <w:rPr>
+            <w:lang w:val="zh_CN" w:bidi="zh_CN"/>
+          </w:rPr>
+          <w:rPr>
+            <w:color w:val="0000EE"/>
+            <w:u w:val="single"/>
+          </w:rPr>
+          <w:t>mp3 file</w:t>
+        </w:r>
+      </w:hyperlink>
+      <w:r>
+        <w:rPr>
+          <w:lang w:val="zh_CN" w:bidi="zh_CN"/>
+        </w:rPr>
+        <w:t xml:space="preserve"> (None KB)</w:t>
+      </w:r>
+      <w:r>
+        <w:rPr>
+          <w:lang w:val="zh_CN" w:bidi="zh_CN"/>
+        </w:rPr>
+      </w:r>
+      <w:r>
+        <w:rPr>
+          <w:lang w:val="zh_CN" w:bidi="zh_CN"/>
+        </w:rPr>
+      </w:r>
+    </w:p>
+    <w:p>
+      <w:pPr/>
+      <w:r>
+        <w:rPr>
+          <w:lang w:val="zh_CN" w:bidi="zh_CN"/>
+        </w:rPr>
+      </w:r>
+    </w:p>
+    <w:p>
+      <w:pPr>
+        <w:pStyle w:val="Heading2"/>
+      </w:pPr>
+      <w:r>
+        <w:rPr>
+          <w:lang w:val="zh_CN" w:bidi="zh_CN"/>
+        </w:rPr>
         <w:t>十字架</w:t>
       </w:r>
       <w:r>
@@ -613,12 +841,18 @@
         </w:rPr>
         <w:t>是一块直立的木头，还有一块称为"横梁"的木头，在靠近它顶端附近与之横向连接。罗马人以此作为折磨和处决他们认为最严重罪犯的工具。人们称之为"</w:t>
       </w:r>
-      <w:r>
-        <w:rPr>
-          <w:lang w:val="zh_CN" w:bidi="zh_CN"/>
-        </w:rPr>
-        <w:t>钉十字架</w:t>
-      </w:r>
+      <w:hyperlink r:id="rId35">
+        <w:r>
+          <w:rPr>
+            <w:lang w:val="zh_CN" w:bidi="zh_CN"/>
+          </w:rPr>
+          <w:rPr>
+            <w:color w:val="0000EE"/>
+            <w:u w:val="single"/>
+          </w:rPr>
+          <w:t>钉十字架</w:t>
+        </w:r>
+      </w:hyperlink>
       <w:r>
         <w:rPr>
           <w:lang w:val="zh_CN" w:bidi="zh_CN"/>
@@ -666,6 +900,77 @@
         <w:rPr>
           <w:lang w:val="zh_CN" w:bidi="zh_CN"/>
         </w:rPr>
+        <w:t>十字架</w:t>
+      </w:r>
+      <w:r>
+        <w:rPr>
+          <w:lang w:val="zh_CN" w:bidi="zh_CN"/>
+        </w:rPr>
+      </w:r>
+    </w:p>
+    <w:p>
+      <w:pPr>
+        <w:pStyle w:val="Heading4"/>
+      </w:pPr>
+      <w:r>
+        <w:rPr>
+          <w:lang w:val="zh_CN" w:bidi="zh_CN"/>
+        </w:rPr>
+        <w:t>Audio Content</w:t>
+      </w:r>
+    </w:p>
+    <w:p>
+      <w:pPr/>
+      <w:r>
+        <w:rPr>
+          <w:lang w:val="zh_CN" w:bidi="zh_CN"/>
+        </w:rPr>
+      </w:r>
+      <w:hyperlink r:id="rId34">
+        <w:r>
+          <w:rPr>
+            <w:lang w:val="zh_CN" w:bidi="zh_CN"/>
+          </w:rPr>
+          <w:rPr>
+            <w:color w:val="0000EE"/>
+            <w:u w:val="single"/>
+          </w:rPr>
+          <w:t>mp3 file</w:t>
+        </w:r>
+      </w:hyperlink>
+      <w:r>
+        <w:rPr>
+          <w:lang w:val="zh_CN" w:bidi="zh_CN"/>
+        </w:rPr>
+        <w:t xml:space="preserve"> (None KB)</w:t>
+      </w:r>
+      <w:r>
+        <w:rPr>
+          <w:lang w:val="zh_CN" w:bidi="zh_CN"/>
+        </w:rPr>
+      </w:r>
+      <w:r>
+        <w:rPr>
+          <w:lang w:val="zh_CN" w:bidi="zh_CN"/>
+        </w:rPr>
+      </w:r>
+    </w:p>
+    <w:p>
+      <w:pPr/>
+      <w:r>
+        <w:rPr>
+          <w:lang w:val="zh_CN" w:bidi="zh_CN"/>
+        </w:rPr>
+      </w:r>
+    </w:p>
+    <w:p>
+      <w:pPr>
+        <w:pStyle w:val="Heading2"/>
+      </w:pPr>
+      <w:r>
+        <w:rPr>
+          <w:lang w:val="zh_CN" w:bidi="zh_CN"/>
+        </w:rPr>
         <w:t>使徒</w:t>
       </w:r>
       <w:r>
@@ -687,20 +992,66 @@
         </w:rPr>
         <w:t>在</w:t>
       </w:r>
-      <w:r>
-        <w:rPr>
-          <w:lang w:val="zh_CN" w:bidi="zh_CN"/>
-        </w:rPr>
-        <w:t>福音书</w:t>
-      </w:r>
+      <w:hyperlink r:id="rId36">
+        <w:r>
+          <w:rPr>
+            <w:lang w:val="zh_CN" w:bidi="zh_CN"/>
+          </w:rPr>
+          <w:rPr>
+            <w:color w:val="0000EE"/>
+            <w:u w:val="single"/>
+          </w:rPr>
+          <w:t>福音书</w:t>
+        </w:r>
+      </w:hyperlink>
       <w:r>
         <w:rPr>
           <w:lang w:val="zh_CN" w:bidi="zh_CN"/>
         </w:rPr>
         <w:t>中，耶稣拣选了十二个</w:t>
       </w:r>
-      <w:r>
-        <w:rPr>
+      <w:hyperlink r:id="rId37">
+        <w:r>
+          <w:rPr>
+            <w:lang w:val="zh_CN" w:bidi="zh_CN"/>
+          </w:rPr>
+          <w:rPr>
+            <w:color w:val="0000EE"/>
+            <w:u w:val="single"/>
+          </w:rPr>
+          <w:t>门徒</w:t>
+        </w:r>
+      </w:hyperlink>
+      <w:r>
+        <w:rPr>
+          <w:lang w:val="zh_CN" w:bidi="zh_CN"/>
+        </w:rPr>
+        <w:t>。但即使在福音书中，这些门徒有时也被称为</w:t>
+      </w:r>
+      <w:r>
+        <w:rPr>
+          <w:b/>
+          <w:lang w:val="zh_CN" w:bidi="zh_CN"/>
+        </w:rPr>
+        <w:t>使徒</w:t>
+      </w:r>
+      <w:r>
+        <w:rPr>
+          <w:lang w:val="zh_CN" w:bidi="zh_CN"/>
+        </w:rPr>
+        <w:t>。 在使徒行传中，这些人以及另外一些人被称为使徒。 有什么不同吗？</w:t>
+      </w:r>
+    </w:p>
+    <w:p>
+      <w:pPr/>
+      <w:r>
+        <w:rPr>
+          <w:lang w:val="zh_CN" w:bidi="zh_CN"/>
+        </w:rPr>
+      </w:r>
+      <w:r>
+        <w:rPr>
+          <w:i/>
           <w:lang w:val="zh_CN" w:bidi="zh_CN"/>
         </w:rPr>
         <w:t>门徒</w:t>
@@ -709,11 +1060,19 @@
         <w:rPr>
           <w:lang w:val="zh_CN" w:bidi="zh_CN"/>
         </w:rPr>
-        <w:t>。但即使在福音书中，这些门徒有时也被称为</w:t>
-      </w:r>
-      <w:r>
-        <w:rPr>
-          <w:b/>
+        <w:t>是指立志跟随耶稣的人。 这并不意味着只有那十二个门徒才是门徒。门徒是所有跟随耶稣并向祂学习的人。</w:t>
+      </w:r>
+    </w:p>
+    <w:p>
+      <w:pPr/>
+      <w:r>
+        <w:rPr>
+          <w:lang w:val="zh_CN" w:bidi="zh_CN"/>
+        </w:rPr>
+      </w:r>
+      <w:r>
+        <w:rPr>
+          <w:i/>
           <w:lang w:val="zh_CN" w:bidi="zh_CN"/>
         </w:rPr>
         <w:t>使徒</w:t>
@@ -722,56 +1081,20 @@
         <w:rPr>
           <w:lang w:val="zh_CN" w:bidi="zh_CN"/>
         </w:rPr>
-        <w:t>。 在使徒行传中，这些人以及另外一些人被称为使徒。 有什么不同吗？</w:t>
-      </w:r>
-    </w:p>
-    <w:p>
-      <w:pPr/>
-      <w:r>
-        <w:rPr>
-          <w:lang w:val="zh_CN" w:bidi="zh_CN"/>
-        </w:rPr>
-      </w:r>
-      <w:r>
-        <w:rPr>
-          <w:i/>
-          <w:lang w:val="zh_CN" w:bidi="zh_CN"/>
-        </w:rPr>
-        <w:t>门徒</w:t>
-      </w:r>
-      <w:r>
-        <w:rPr>
-          <w:lang w:val="zh_CN" w:bidi="zh_CN"/>
-        </w:rPr>
-        <w:t>是指立志跟随耶稣的人。 这并不意味着只有那十二个门徒才是门徒。门徒是所有跟随耶稣并向祂学习的人。</w:t>
-      </w:r>
-    </w:p>
-    <w:p>
-      <w:pPr/>
-      <w:r>
-        <w:rPr>
-          <w:lang w:val="zh_CN" w:bidi="zh_CN"/>
-        </w:rPr>
-      </w:r>
-      <w:r>
-        <w:rPr>
-          <w:i/>
-          <w:lang w:val="zh_CN" w:bidi="zh_CN"/>
-        </w:rPr>
-        <w:t>使徒</w:t>
-      </w:r>
-      <w:r>
-        <w:rPr>
-          <w:lang w:val="zh_CN" w:bidi="zh_CN"/>
-        </w:rPr>
         <w:t>是从耶稣那里获得特别</w:t>
       </w:r>
-      <w:r>
-        <w:rPr>
-          <w:lang w:val="zh_CN" w:bidi="zh_CN"/>
-        </w:rPr>
-        <w:t>权柄</w:t>
-      </w:r>
+      <w:hyperlink r:id="rId38">
+        <w:r>
+          <w:rPr>
+            <w:lang w:val="zh_CN" w:bidi="zh_CN"/>
+          </w:rPr>
+          <w:rPr>
+            <w:color w:val="0000EE"/>
+            <w:u w:val="single"/>
+          </w:rPr>
+          <w:t>权柄</w:t>
+        </w:r>
+      </w:hyperlink>
       <w:r>
         <w:rPr>
           <w:lang w:val="zh_CN" w:bidi="zh_CN"/>
@@ -864,24 +1187,36 @@
         </w:rPr>
         <w:t>使徒在</w:t>
       </w:r>
-      <w:r>
-        <w:rPr>
-          <w:lang w:val="zh_CN" w:bidi="zh_CN"/>
-        </w:rPr>
-        <w:t>教会</w:t>
-      </w:r>
+      <w:hyperlink r:id="rId39">
+        <w:r>
+          <w:rPr>
+            <w:lang w:val="zh_CN" w:bidi="zh_CN"/>
+          </w:rPr>
+          <w:rPr>
+            <w:color w:val="0000EE"/>
+            <w:u w:val="single"/>
+          </w:rPr>
+          <w:t>教会</w:t>
+        </w:r>
+      </w:hyperlink>
       <w:r>
         <w:rPr>
           <w:lang w:val="zh_CN" w:bidi="zh_CN"/>
         </w:rPr>
         <w:t>中拥有权柄。 神已赐给使徒权柄，让他们对属灵的事务作决定。 他们是耶稣在教会中的代表。 神还赐给他们能力去行</w:t>
       </w:r>
-      <w:r>
-        <w:rPr>
-          <w:lang w:val="zh_CN" w:bidi="zh_CN"/>
-        </w:rPr>
-        <w:t>神迹</w:t>
-      </w:r>
+      <w:hyperlink r:id="rId40">
+        <w:r>
+          <w:rPr>
+            <w:lang w:val="zh_CN" w:bidi="zh_CN"/>
+          </w:rPr>
+          <w:rPr>
+            <w:color w:val="0000EE"/>
+            <w:u w:val="single"/>
+          </w:rPr>
+          <w:t>神迹</w:t>
+        </w:r>
+      </w:hyperlink>
       <w:r>
         <w:rPr>
           <w:lang w:val="zh_CN" w:bidi="zh_CN"/>
@@ -915,6 +1250,77 @@
         <w:rPr>
           <w:lang w:val="zh_CN" w:bidi="zh_CN"/>
         </w:rPr>
+        <w:t>使徒</w:t>
+      </w:r>
+      <w:r>
+        <w:rPr>
+          <w:lang w:val="zh_CN" w:bidi="zh_CN"/>
+        </w:rPr>
+      </w:r>
+    </w:p>
+    <w:p>
+      <w:pPr>
+        <w:pStyle w:val="Heading4"/>
+      </w:pPr>
+      <w:r>
+        <w:rPr>
+          <w:lang w:val="zh_CN" w:bidi="zh_CN"/>
+        </w:rPr>
+        <w:t>Audio Content</w:t>
+      </w:r>
+    </w:p>
+    <w:p>
+      <w:pPr/>
+      <w:r>
+        <w:rPr>
+          <w:lang w:val="zh_CN" w:bidi="zh_CN"/>
+        </w:rPr>
+      </w:r>
+      <w:hyperlink r:id="rId34">
+        <w:r>
+          <w:rPr>
+            <w:lang w:val="zh_CN" w:bidi="zh_CN"/>
+          </w:rPr>
+          <w:rPr>
+            <w:color w:val="0000EE"/>
+            <w:u w:val="single"/>
+          </w:rPr>
+          <w:t>mp3 file</w:t>
+        </w:r>
+      </w:hyperlink>
+      <w:r>
+        <w:rPr>
+          <w:lang w:val="zh_CN" w:bidi="zh_CN"/>
+        </w:rPr>
+        <w:t xml:space="preserve"> (None KB)</w:t>
+      </w:r>
+      <w:r>
+        <w:rPr>
+          <w:lang w:val="zh_CN" w:bidi="zh_CN"/>
+        </w:rPr>
+      </w:r>
+      <w:r>
+        <w:rPr>
+          <w:lang w:val="zh_CN" w:bidi="zh_CN"/>
+        </w:rPr>
+      </w:r>
+    </w:p>
+    <w:p>
+      <w:pPr/>
+      <w:r>
+        <w:rPr>
+          <w:lang w:val="zh_CN" w:bidi="zh_CN"/>
+        </w:rPr>
+      </w:r>
+    </w:p>
+    <w:p>
+      <w:pPr>
+        <w:pStyle w:val="Heading2"/>
+      </w:pPr>
+      <w:r>
+        <w:rPr>
+          <w:lang w:val="zh_CN" w:bidi="zh_CN"/>
+        </w:rPr>
         <w:t>世代、后代</w:t>
       </w:r>
       <w:r>
@@ -1004,6 +1410,77 @@
         <w:rPr>
           <w:lang w:val="zh_CN" w:bidi="zh_CN"/>
         </w:rPr>
+        <w:t>世代、后代</w:t>
+      </w:r>
+      <w:r>
+        <w:rPr>
+          <w:lang w:val="zh_CN" w:bidi="zh_CN"/>
+        </w:rPr>
+      </w:r>
+    </w:p>
+    <w:p>
+      <w:pPr>
+        <w:pStyle w:val="Heading4"/>
+      </w:pPr>
+      <w:r>
+        <w:rPr>
+          <w:lang w:val="zh_CN" w:bidi="zh_CN"/>
+        </w:rPr>
+        <w:t>Audio Content</w:t>
+      </w:r>
+    </w:p>
+    <w:p>
+      <w:pPr/>
+      <w:r>
+        <w:rPr>
+          <w:lang w:val="zh_CN" w:bidi="zh_CN"/>
+        </w:rPr>
+      </w:r>
+      <w:hyperlink r:id="rId34">
+        <w:r>
+          <w:rPr>
+            <w:lang w:val="zh_CN" w:bidi="zh_CN"/>
+          </w:rPr>
+          <w:rPr>
+            <w:color w:val="0000EE"/>
+            <w:u w:val="single"/>
+          </w:rPr>
+          <w:t>mp3 file</w:t>
+        </w:r>
+      </w:hyperlink>
+      <w:r>
+        <w:rPr>
+          <w:lang w:val="zh_CN" w:bidi="zh_CN"/>
+        </w:rPr>
+        <w:t xml:space="preserve"> (None KB)</w:t>
+      </w:r>
+      <w:r>
+        <w:rPr>
+          <w:lang w:val="zh_CN" w:bidi="zh_CN"/>
+        </w:rPr>
+      </w:r>
+      <w:r>
+        <w:rPr>
+          <w:lang w:val="zh_CN" w:bidi="zh_CN"/>
+        </w:rPr>
+      </w:r>
+    </w:p>
+    <w:p>
+      <w:pPr/>
+      <w:r>
+        <w:rPr>
+          <w:lang w:val="zh_CN" w:bidi="zh_CN"/>
+        </w:rPr>
+      </w:r>
+    </w:p>
+    <w:p>
+      <w:pPr>
+        <w:pStyle w:val="Heading2"/>
+      </w:pPr>
+      <w:r>
+        <w:rPr>
+          <w:lang w:val="zh_CN" w:bidi="zh_CN"/>
+        </w:rPr>
         <w:t>誓、起誓</w:t>
       </w:r>
       <w:r>
@@ -1065,6 +1542,77 @@
           <w:lang w:val="zh_CN" w:bidi="zh_CN"/>
         </w:rPr>
         <w:t>当神向人们许下诺言时，祂经常也会发一个誓。 如果祂违背誓言，没有人比神更高，可以惩罚神，所以神以自己的名义发誓，这表示如果祂违背诺言，祂会惩罚自己。</w:t>
+      </w:r>
+      <w:r>
+        <w:rPr>
+          <w:lang w:val="zh_CN" w:bidi="zh_CN"/>
+        </w:rPr>
+      </w:r>
+      <w:r>
+        <w:rPr>
+          <w:lang w:val="zh_CN" w:bidi="zh_CN"/>
+        </w:rPr>
+      </w:r>
+    </w:p>
+    <w:p>
+      <w:pPr/>
+      <w:r>
+        <w:rPr>
+          <w:lang w:val="zh_CN" w:bidi="zh_CN"/>
+        </w:rPr>
+      </w:r>
+    </w:p>
+    <w:p>
+      <w:pPr>
+        <w:pStyle w:val="Heading2"/>
+      </w:pPr>
+      <w:r>
+        <w:rPr>
+          <w:lang w:val="zh_CN" w:bidi="zh_CN"/>
+        </w:rPr>
+        <w:t>誓、起誓</w:t>
+      </w:r>
+      <w:r>
+        <w:rPr>
+          <w:lang w:val="zh_CN" w:bidi="zh_CN"/>
+        </w:rPr>
+      </w:r>
+    </w:p>
+    <w:p>
+      <w:pPr>
+        <w:pStyle w:val="Heading4"/>
+      </w:pPr>
+      <w:r>
+        <w:rPr>
+          <w:lang w:val="zh_CN" w:bidi="zh_CN"/>
+        </w:rPr>
+        <w:t>Audio Content</w:t>
+      </w:r>
+    </w:p>
+    <w:p>
+      <w:pPr/>
+      <w:r>
+        <w:rPr>
+          <w:lang w:val="zh_CN" w:bidi="zh_CN"/>
+        </w:rPr>
+      </w:r>
+      <w:hyperlink r:id="rId34">
+        <w:r>
+          <w:rPr>
+            <w:lang w:val="zh_CN" w:bidi="zh_CN"/>
+          </w:rPr>
+          <w:rPr>
+            <w:color w:val="0000EE"/>
+            <w:u w:val="single"/>
+          </w:rPr>
+          <w:t>mp3 file</w:t>
+        </w:r>
+      </w:hyperlink>
+      <w:r>
+        <w:rPr>
+          <w:lang w:val="zh_CN" w:bidi="zh_CN"/>
+        </w:rPr>
+        <w:t xml:space="preserve"> (None KB)</w:t>
       </w:r>
       <w:r>
         <w:rPr>

--- a/zhs/docx/063.content.docx
+++ b/zhs/docx/063.content.docx
@@ -39,80 +39,37 @@
           <w:b/>
           <w:lang w:val="zh_CN" w:bidi="zh_CN"/>
         </w:rPr>
-        <w:t>Familiarization, Internalization, Articulation (Fia) Terms</w:t>
-      </w:r>
-      <w:r>
-        <w:rPr>
-          <w:lang w:val="zh_CN" w:bidi="zh_CN"/>
-        </w:rPr>
-        <w:t xml:space="preserve"> (Chinese (Simplified)) is based on: </w:t>
-      </w:r>
-      <w:r>
-        <w:rPr>
-          <w:lang w:val="zh_CN" w:bidi="zh_CN"/>
-        </w:rPr>
-        <w:t>Familiarization, Internalization, Articulation (Fia) Terms</w:t>
-      </w:r>
-      <w:r>
-        <w:rPr>
-          <w:lang w:val="zh_CN" w:bidi="zh_CN"/>
-        </w:rPr>
-        <w:t xml:space="preserve">, </w:t>
-      </w:r>
-      <w:hyperlink r:id="rId13">
-        <w:r>
-          <w:rPr>
-            <w:lang w:val="zh_CN" w:bidi="zh_CN"/>
-          </w:rPr>
-          <w:rPr>
-            <w:color w:val="0000EE"/>
-            <w:u w:val="single"/>
-          </w:rPr>
-          <w:t>SRV Partners</w:t>
-        </w:r>
-      </w:hyperlink>
-      <w:r>
-        <w:rPr>
-          <w:lang w:val="zh_CN" w:bidi="zh_CN"/>
-        </w:rPr>
-        <w:t xml:space="preserve">, 2023, which is licensed under a </w:t>
-      </w:r>
-      <w:hyperlink r:id="rId14">
-        <w:r>
-          <w:rPr>
-            <w:lang w:val="zh_CN" w:bidi="zh_CN"/>
-          </w:rPr>
-          <w:rPr>
-            <w:color w:val="0000EE"/>
-            <w:u w:val="single"/>
-          </w:rPr>
-          <w:t>CC BY-SA 4.0 license</w:t>
-        </w:r>
-      </w:hyperlink>
-      <w:r>
-        <w:rPr>
-          <w:lang w:val="zh_CN" w:bidi="zh_CN"/>
-        </w:rPr>
-        <w:t>.</w:t>
-      </w:r>
-      <w:r>
-        <w:rPr>
-          <w:lang w:val="zh_CN" w:bidi="zh_CN"/>
-        </w:rPr>
-      </w:r>
-    </w:p>
-    <w:p>
-      <w:pPr/>
-      <w:r>
-        <w:rPr>
-          <w:lang w:val="zh_CN" w:bidi="zh_CN"/>
-        </w:rPr>
-      </w:r>
-      <w:r>
-        <w:rPr>
-          <w:lang w:val="zh_CN" w:bidi="zh_CN"/>
-        </w:rPr>
-        <w:t>This PDF version is provided under the same license.</w:t>
+        <w:t>Familiarization, Internalization, Articulation (FIA) Key Terms</w:t>
+      </w:r>
+      <w:r>
+        <w:rPr>
+          <w:lang w:val="zh_CN" w:bidi="zh_CN"/>
+        </w:rPr>
+        <w:t xml:space="preserve"> © 2023 SRV Partners Released under CC BY-SA 4.0 license. </w:t>
+      </w:r>
+      <w:r>
+        <w:rPr>
+          <w:lang w:val="zh_CN" w:bidi="zh_CN"/>
+        </w:rPr>
+        <w:t>Familiarization, Internalization, Articulation (FIA) Key Terms</w:t>
+      </w:r>
+      <w:r>
+        <w:rPr>
+          <w:lang w:val="zh_CN" w:bidi="zh_CN"/>
+        </w:rPr>
+        <w:t xml:space="preserve"> has been adapted in the following languages Tok Pisin, عربي, Français, हिंदी, Bahasa Indonesia, Português, Русский, Español, Kiswahili, 简体中文 from </w:t>
+      </w:r>
+      <w:r>
+        <w:rPr>
+          <w:lang w:val="zh_CN" w:bidi="zh_CN"/>
+        </w:rPr>
+        <w:t>Familiarization, Internalization, Articulation (FIA)</w:t>
+      </w:r>
+      <w:r>
+        <w:rPr>
+          <w:lang w:val="zh_CN" w:bidi="zh_CN"/>
+        </w:rPr>
+        <w:t xml:space="preserve"> © 2023 SRV Partners. Released under CC BY-SA 4.0 license by Mission Mutual</w:t>
       </w:r>
       <w:r>
         <w:rPr>
@@ -274,7 +231,7 @@
         </w:rPr>
         <w:t>是那个告诉人们要为他们的</w:t>
       </w:r>
-      <w:hyperlink r:id="rId15">
+      <w:hyperlink r:id="rId13">
         <w:r>
           <w:rPr>
             <w:lang w:val="zh_CN" w:bidi="zh_CN"/>
@@ -286,7 +243,7 @@
           <w:t>罪</w:t>
         </w:r>
       </w:hyperlink>
-      <w:hyperlink r:id="rId16">
+      <w:hyperlink r:id="rId14">
         <w:r>
           <w:rPr>
             <w:lang w:val="zh_CN" w:bidi="zh_CN"/>
@@ -304,7 +261,7 @@
         </w:rPr>
         <w:t>并接受一种叫做</w:t>
       </w:r>
-      <w:hyperlink r:id="rId17">
+      <w:hyperlink r:id="rId15">
         <w:r>
           <w:rPr>
             <w:lang w:val="zh_CN" w:bidi="zh_CN"/>
@@ -336,7 +293,7 @@
         </w:rPr>
         <w:t>约翰的父母是撒迦利亚和</w:t>
       </w:r>
-      <w:hyperlink r:id="rId18">
+      <w:hyperlink r:id="rId16">
         <w:r>
           <w:rPr>
             <w:lang w:val="zh_CN" w:bidi="zh_CN"/>
@@ -368,7 +325,7 @@
         </w:rPr>
         <w:t>约翰的父亲撒迦利亚是名</w:t>
       </w:r>
-      <w:hyperlink r:id="rId19">
+      <w:hyperlink r:id="rId17">
         <w:r>
           <w:rPr>
             <w:lang w:val="zh_CN" w:bidi="zh_CN"/>
@@ -386,7 +343,7 @@
         </w:rPr>
         <w:t>，在</w:t>
       </w:r>
-      <w:hyperlink r:id="rId20">
+      <w:hyperlink r:id="rId18">
         <w:r>
           <w:rPr>
             <w:lang w:val="zh_CN" w:bidi="zh_CN"/>
@@ -404,7 +361,7 @@
         </w:rPr>
         <w:t>的</w:t>
       </w:r>
-      <w:hyperlink r:id="rId21">
+      <w:hyperlink r:id="rId19">
         <w:r>
           <w:rPr>
             <w:lang w:val="zh_CN" w:bidi="zh_CN"/>
@@ -422,7 +379,7 @@
         </w:rPr>
         <w:t>中事奉神。 有一次，当撒迦利亚在圣殿中时，一位</w:t>
       </w:r>
-      <w:hyperlink r:id="rId22">
+      <w:hyperlink r:id="rId20">
         <w:r>
           <w:rPr>
             <w:lang w:val="zh_CN" w:bidi="zh_CN"/>
@@ -440,7 +397,7 @@
         </w:rPr>
         <w:t>向撒迦利亚显现，并告诉他他的妻子伊利莎白会生一个儿子。 这个儿子会像</w:t>
       </w:r>
-      <w:hyperlink r:id="rId23">
+      <w:hyperlink r:id="rId21">
         <w:r>
           <w:rPr>
             <w:lang w:val="zh_CN" w:bidi="zh_CN"/>
@@ -452,7 +409,7 @@
           <w:t>先知</w:t>
         </w:r>
       </w:hyperlink>
-      <w:hyperlink r:id="rId24">
+      <w:hyperlink r:id="rId22">
         <w:r>
           <w:rPr>
             <w:lang w:val="zh_CN" w:bidi="zh_CN"/>
@@ -470,7 +427,7 @@
         </w:rPr>
         <w:t>一样成为神的仆人，他将会告诉</w:t>
       </w:r>
-      <w:hyperlink r:id="rId25">
+      <w:hyperlink r:id="rId23">
         <w:r>
           <w:rPr>
             <w:lang w:val="zh_CN" w:bidi="zh_CN"/>
@@ -488,7 +445,7 @@
         </w:rPr>
         <w:t>人要悔改，以便预备人心接受神。 撒迦利亚不能</w:t>
       </w:r>
-      <w:hyperlink r:id="rId26">
+      <w:hyperlink r:id="rId24">
         <w:r>
           <w:rPr>
             <w:lang w:val="zh_CN" w:bidi="zh_CN"/>
@@ -534,7 +491,7 @@
         </w:rPr>
         <w:t>当约翰长大时，他就住在</w:t>
       </w:r>
-      <w:hyperlink r:id="rId27">
+      <w:hyperlink r:id="rId25">
         <w:r>
           <w:rPr>
             <w:lang w:val="zh_CN" w:bidi="zh_CN"/>
@@ -552,7 +509,7 @@
         </w:rPr>
         <w:t>，在一个</w:t>
       </w:r>
-      <w:hyperlink r:id="rId28">
+      <w:hyperlink r:id="rId26">
         <w:r>
           <w:rPr>
             <w:lang w:val="zh_CN" w:bidi="zh_CN"/>
@@ -570,7 +527,7 @@
         </w:rPr>
         <w:t>附近远离人烟的孤独之地。 他只吃野地里蝗虫和蜂蜜。 他穿着用</w:t>
       </w:r>
-      <w:hyperlink r:id="rId29">
+      <w:hyperlink r:id="rId27">
         <w:r>
           <w:rPr>
             <w:lang w:val="zh_CN" w:bidi="zh_CN"/>
@@ -615,7 +572,7 @@
         </w:rPr>
         <w:t>都必须接受洗礼！ 即使这些人是</w:t>
       </w:r>
-      <w:hyperlink r:id="rId30">
+      <w:hyperlink r:id="rId28">
         <w:r>
           <w:rPr>
             <w:lang w:val="zh_CN" w:bidi="zh_CN"/>
@@ -647,7 +604,7 @@
         </w:rPr>
         <w:t>施洗约翰毫无惧怕地公开告诉人们他们做错了什么。 犹太人的宗教教师不喜欢约翰。 在这段时间，希律王安提帕统治着</w:t>
       </w:r>
-      <w:hyperlink r:id="rId31">
+      <w:hyperlink r:id="rId29">
         <w:r>
           <w:rPr>
             <w:lang w:val="zh_CN" w:bidi="zh_CN"/>
@@ -665,7 +622,7 @@
         </w:rPr>
         <w:t>。 这是希律王的儿子，当耶稣还是婴儿时，希律王试图杀死祂。 希律王安提帕与他兄弟的妻子住在一起，约翰公开告诉他这是错的。 这个女人因此而对约翰生气，并试图杀死他，但希律王尊重约翰，不想杀他。 但</w:t>
       </w:r>
-      <w:hyperlink r:id="rId32">
+      <w:hyperlink r:id="rId30">
         <w:r>
           <w:rPr>
             <w:lang w:val="zh_CN" w:bidi="zh_CN"/>
@@ -697,7 +654,7 @@
         </w:rPr>
         <w:t>施洗约翰是耶稣的亲戚。 他的母亲伊利莎白是耶稣母亲</w:t>
       </w:r>
-      <w:hyperlink r:id="rId33">
+      <w:hyperlink r:id="rId31">
         <w:r>
           <w:rPr>
             <w:lang w:val="zh_CN" w:bidi="zh_CN"/>
@@ -768,7 +725,7 @@
           <w:lang w:val="zh_CN" w:bidi="zh_CN"/>
         </w:rPr>
       </w:r>
-      <w:hyperlink r:id="rId34">
+      <w:hyperlink r:id="rId32">
         <w:r>
           <w:rPr>
             <w:lang w:val="zh_CN" w:bidi="zh_CN"/>
@@ -841,7 +798,7 @@
         </w:rPr>
         <w:t>是一块直立的木头，还有一块称为"横梁"的木头，在靠近它顶端附近与之横向连接。罗马人以此作为折磨和处决他们认为最严重罪犯的工具。人们称之为"</w:t>
       </w:r>
-      <w:hyperlink r:id="rId35">
+      <w:hyperlink r:id="rId33">
         <w:r>
           <w:rPr>
             <w:lang w:val="zh_CN" w:bidi="zh_CN"/>
@@ -926,7 +883,7 @@
           <w:lang w:val="zh_CN" w:bidi="zh_CN"/>
         </w:rPr>
       </w:r>
-      <w:hyperlink r:id="rId34">
+      <w:hyperlink r:id="rId32">
         <w:r>
           <w:rPr>
             <w:lang w:val="zh_CN" w:bidi="zh_CN"/>
@@ -992,7 +949,7 @@
         </w:rPr>
         <w:t>在</w:t>
       </w:r>
-      <w:hyperlink r:id="rId36">
+      <w:hyperlink r:id="rId34">
         <w:r>
           <w:rPr>
             <w:lang w:val="zh_CN" w:bidi="zh_CN"/>
@@ -1010,7 +967,7 @@
         </w:rPr>
         <w:t>中，耶稣拣选了十二个</w:t>
       </w:r>
-      <w:hyperlink r:id="rId37">
+      <w:hyperlink r:id="rId35">
         <w:r>
           <w:rPr>
             <w:lang w:val="zh_CN" w:bidi="zh_CN"/>
@@ -1083,7 +1040,7 @@
         </w:rPr>
         <w:t>是从耶稣那里获得特别</w:t>
       </w:r>
-      <w:hyperlink r:id="rId38">
+      <w:hyperlink r:id="rId36">
         <w:r>
           <w:rPr>
             <w:lang w:val="zh_CN" w:bidi="zh_CN"/>
@@ -1187,7 +1144,7 @@
         </w:rPr>
         <w:t>使徒在</w:t>
       </w:r>
-      <w:hyperlink r:id="rId39">
+      <w:hyperlink r:id="rId37">
         <w:r>
           <w:rPr>
             <w:lang w:val="zh_CN" w:bidi="zh_CN"/>
@@ -1205,7 +1162,7 @@
         </w:rPr>
         <w:t>中拥有权柄。 神已赐给使徒权柄，让他们对属灵的事务作决定。 他们是耶稣在教会中的代表。 神还赐给他们能力去行</w:t>
       </w:r>
-      <w:hyperlink r:id="rId40">
+      <w:hyperlink r:id="rId38">
         <w:r>
           <w:rPr>
             <w:lang w:val="zh_CN" w:bidi="zh_CN"/>
@@ -1276,7 +1233,7 @@
           <w:lang w:val="zh_CN" w:bidi="zh_CN"/>
         </w:rPr>
       </w:r>
-      <w:hyperlink r:id="rId34">
+      <w:hyperlink r:id="rId32">
         <w:r>
           <w:rPr>
             <w:lang w:val="zh_CN" w:bidi="zh_CN"/>
@@ -1436,7 +1393,7 @@
           <w:lang w:val="zh_CN" w:bidi="zh_CN"/>
         </w:rPr>
       </w:r>
-      <w:hyperlink r:id="rId34">
+      <w:hyperlink r:id="rId32">
         <w:r>
           <w:rPr>
             <w:lang w:val="zh_CN" w:bidi="zh_CN"/>
@@ -1596,7 +1553,7 @@
           <w:lang w:val="zh_CN" w:bidi="zh_CN"/>
         </w:rPr>
       </w:r>
-      <w:hyperlink r:id="rId34">
+      <w:hyperlink r:id="rId32">
         <w:r>
           <w:rPr>
             <w:lang w:val="zh_CN" w:bidi="zh_CN"/>

--- a/zhs/docx/063.content.docx
+++ b/zhs/docx/063.content.docx
@@ -45,7 +45,7 @@
         <w:rPr>
           <w:lang w:val="zh_CN" w:bidi="zh_CN"/>
         </w:rPr>
-        <w:t xml:space="preserve"> © 2023 SRV Partners Released under CC BY-SA 4.0 license. </w:t>
+        <w:t xml:space="preserve"> © 2025 Word Collective Released under CC BY-SA 4.0 license. </w:t>
       </w:r>
       <w:r>
         <w:rPr>
@@ -69,7 +69,7 @@
         <w:rPr>
           <w:lang w:val="zh_CN" w:bidi="zh_CN"/>
         </w:rPr>
-        <w:t xml:space="preserve"> © 2023 SRV Partners. Released under CC BY-SA 4.0 license by Mission Mutual</w:t>
+        <w:t xml:space="preserve"> © 2025 Word Collective. Released under CC BY-SA 4.0 license by Mission Mutual</w:t>
       </w:r>
       <w:r>
         <w:rPr>
